--- a/Capteur/doc/ThCave-S3-Lora-Piles-DHT20.docx
+++ b/Capteur/doc/ThCave-S3-Lora-Piles-DHT20.docx
@@ -60,6 +60,9 @@
     </w:p>
     <w:p>
       <w:r>
+        <w:rPr>
+          <w:noProof/>
+        </w:rPr>
         <w:drawing>
           <wp:inline distT="0" distB="0" distL="0" distR="0" wp14:anchorId="1181F176" wp14:editId="411903B9">
             <wp:extent cx="5220429" cy="943107"/>
@@ -99,6 +102,9 @@
     </w:p>
     <w:p>
       <w:r>
+        <w:rPr>
+          <w:noProof/>
+        </w:rPr>
         <w:drawing>
           <wp:inline distT="0" distB="0" distL="0" distR="0" wp14:anchorId="30DA25CD" wp14:editId="3BE8EC02">
             <wp:extent cx="4896533" cy="6535062"/>
@@ -138,6 +144,9 @@
     </w:p>
     <w:p>
       <w:r>
+        <w:rPr>
+          <w:noProof/>
+        </w:rPr>
         <w:lastRenderedPageBreak/>
         <w:drawing>
           <wp:inline distT="0" distB="0" distL="0" distR="0" wp14:anchorId="39F9DFF1" wp14:editId="42110421">
@@ -180,6 +189,9 @@
     <w:p/>
     <w:p>
       <w:r>
+        <w:rPr>
+          <w:noProof/>
+        </w:rPr>
         <w:lastRenderedPageBreak/>
         <w:drawing>
           <wp:inline distT="0" distB="0" distL="0" distR="0" wp14:anchorId="755C58ED" wp14:editId="72CC6A9D">
@@ -223,10 +235,10 @@
       <w:r>
         <w:lastRenderedPageBreak/>
         <w:drawing>
-          <wp:inline distT="0" distB="0" distL="0" distR="0" wp14:anchorId="72F1D4C2" wp14:editId="427C079E">
-            <wp:extent cx="4505954" cy="6811326"/>
-            <wp:effectExtent l="0" t="0" r="9525" b="8890"/>
-            <wp:docPr id="8" name="Image 8"/>
+          <wp:inline distT="0" distB="0" distL="0" distR="0" wp14:anchorId="4DD4711E" wp14:editId="6A045D91">
+            <wp:extent cx="5058481" cy="7220958"/>
+            <wp:effectExtent l="0" t="0" r="8890" b="0"/>
+            <wp:docPr id="4" name="Image 4"/>
             <wp:cNvGraphicFramePr>
               <a:graphicFrameLocks xmlns:a="http://schemas.openxmlformats.org/drawingml/2006/main" noChangeAspect="1"/>
             </wp:cNvGraphicFramePr>
@@ -246,7 +258,47 @@
                   <pic:spPr>
                     <a:xfrm>
                       <a:off x="0" y="0"/>
-                      <a:ext cx="4505954" cy="6811326"/>
+                      <a:ext cx="5058481" cy="7220958"/>
+                    </a:xfrm>
+                    <a:prstGeom prst="rect">
+                      <a:avLst/>
+                    </a:prstGeom>
+                  </pic:spPr>
+                </pic:pic>
+              </a:graphicData>
+            </a:graphic>
+          </wp:inline>
+        </w:drawing>
+      </w:r>
+    </w:p>
+    <w:p>
+      <w:r>
+        <w:lastRenderedPageBreak/>
+        <w:drawing>
+          <wp:inline distT="0" distB="0" distL="0" distR="0" wp14:anchorId="5D5D9E20" wp14:editId="6B880791">
+            <wp:extent cx="5077534" cy="4096322"/>
+            <wp:effectExtent l="0" t="0" r="8890" b="0"/>
+            <wp:docPr id="5" name="Image 5"/>
+            <wp:cNvGraphicFramePr>
+              <a:graphicFrameLocks xmlns:a="http://schemas.openxmlformats.org/drawingml/2006/main" noChangeAspect="1"/>
+            </wp:cNvGraphicFramePr>
+            <a:graphic xmlns:a="http://schemas.openxmlformats.org/drawingml/2006/main">
+              <a:graphicData uri="http://schemas.openxmlformats.org/drawingml/2006/picture">
+                <pic:pic xmlns:pic="http://schemas.openxmlformats.org/drawingml/2006/picture">
+                  <pic:nvPicPr>
+                    <pic:cNvPr id="1" name=""/>
+                    <pic:cNvPicPr/>
+                  </pic:nvPicPr>
+                  <pic:blipFill>
+                    <a:blip r:embed="rId9"/>
+                    <a:stretch>
+                      <a:fillRect/>
+                    </a:stretch>
+                  </pic:blipFill>
+                  <pic:spPr>
+                    <a:xfrm>
+                      <a:off x="0" y="0"/>
+                      <a:ext cx="5077534" cy="4096322"/>
                     </a:xfrm>
                     <a:prstGeom prst="rect">
                       <a:avLst/>
